--- a/wptemplates/statement-of-architecture-work.docx
+++ b/wptemplates/statement-of-architecture-work.docx
@@ -420,6 +420,584 @@
                 <w:szCs w:val="19"/>
               </w:rPr>
               <w:t xml:space="preserve">[ … ]</w:t>
+            </w:r>
+          </w:p>
+        </w:tc>
+      </w:tr>
+    </w:tbl>
+    <w:p>
+      <w:pPr>
+        <w:spacing w:after="20" w:before="260"/>
+      </w:pPr>
+      <w:r>
+        <w:rPr>
+          <w:rFonts w:ascii="Calibri" w:cs="Calibri" w:eastAsia="Calibri" w:hAnsi="Calibri"/>
+          <w:b/>
+          <w:bCs/>
+          <w:color w:val="1F3864"/>
+          <w:sz w:val="21"/>
+          <w:szCs w:val="21"/>
+        </w:rPr>
+        <w:t xml:space="preserve">Versiehistorie</w:t>
+      </w:r>
+    </w:p>
+    <w:p>
+      <w:pPr>
+        <w:spacing w:after="60"/>
+      </w:pPr>
+      <w:r>
+        <w:rPr>
+          <w:rFonts w:ascii="Calibri" w:cs="Calibri" w:eastAsia="Calibri" w:hAnsi="Calibri"/>
+          <w:i/>
+          <w:iCs/>
+          <w:color w:val="767676"/>
+          <w:sz w:val="17"/>
+          <w:szCs w:val="17"/>
+        </w:rPr>
+        <w:t xml:space="preserve">Alleen wijzigingen die de inhoud raken. Een nieuwe versie vervangt de vorige zichtbaar; wie de vorige versie kent, moet hieraan kunnen zien wat er sindsdien is veranderd.</w:t>
+      </w:r>
+    </w:p>
+    <w:tbl>
+      <w:tblPr>
+        <w:tblW w:type="dxa" w:w="9638"/>
+        <w:tblBorders>
+          <w:top w:val="single" w:color="auto" w:sz="4"/>
+          <w:left w:val="single" w:color="auto" w:sz="4"/>
+          <w:bottom w:val="single" w:color="auto" w:sz="4"/>
+          <w:right w:val="single" w:color="auto" w:sz="4"/>
+          <w:insideH w:val="single" w:color="auto" w:sz="4"/>
+          <w:insideV w:val="single" w:color="auto" w:sz="4"/>
+        </w:tblBorders>
+      </w:tblPr>
+      <w:tblGrid>
+        <w:gridCol w:w="900"/>
+        <w:gridCol w:w="1200"/>
+        <w:gridCol w:w="6138"/>
+        <w:gridCol w:w="1400"/>
+      </w:tblGrid>
+      <w:tr>
+        <w:trPr>
+          <w:tblHeader/>
+        </w:trPr>
+        <w:tc>
+          <w:tcPr>
+            <w:tcW w:type="dxa" w:w="900"/>
+            <w:tcBorders>
+              <w:top w:val="single" w:color="BFBFBF" w:sz="2"/>
+              <w:left w:val="single" w:color="BFBFBF" w:sz="2"/>
+              <w:bottom w:val="single" w:color="BFBFBF" w:sz="2"/>
+              <w:right w:val="single" w:color="BFBFBF" w:sz="2"/>
+            </w:tcBorders>
+            <w:shd w:fill="EFF2F7" w:color="auto" w:val="clear"/>
+            <w:tcMar>
+              <w:top w:type="dxa" w:w="60"/>
+              <w:left w:type="dxa" w:w="100"/>
+              <w:bottom w:type="dxa" w:w="60"/>
+              <w:right w:type="dxa" w:w="100"/>
+            </w:tcMar>
+          </w:tcPr>
+          <w:p>
+            <w:r>
+              <w:rPr>
+                <w:rFonts w:ascii="Calibri" w:cs="Calibri" w:eastAsia="Calibri" w:hAnsi="Calibri"/>
+                <w:b/>
+                <w:bCs/>
+                <w:i w:val="false"/>
+                <w:iCs w:val="false"/>
+                <w:color w:val="1F3864"/>
+                <w:sz w:val="19"/>
+                <w:szCs w:val="19"/>
+              </w:rPr>
+              <w:t xml:space="preserve">Versie</w:t>
+            </w:r>
+          </w:p>
+        </w:tc>
+        <w:tc>
+          <w:tcPr>
+            <w:tcW w:type="dxa" w:w="1200"/>
+            <w:tcBorders>
+              <w:top w:val="single" w:color="BFBFBF" w:sz="2"/>
+              <w:left w:val="single" w:color="BFBFBF" w:sz="2"/>
+              <w:bottom w:val="single" w:color="BFBFBF" w:sz="2"/>
+              <w:right w:val="single" w:color="BFBFBF" w:sz="2"/>
+            </w:tcBorders>
+            <w:shd w:fill="EFF2F7" w:color="auto" w:val="clear"/>
+            <w:tcMar>
+              <w:top w:type="dxa" w:w="60"/>
+              <w:left w:type="dxa" w:w="100"/>
+              <w:bottom w:type="dxa" w:w="60"/>
+              <w:right w:type="dxa" w:w="100"/>
+            </w:tcMar>
+          </w:tcPr>
+          <w:p>
+            <w:r>
+              <w:rPr>
+                <w:rFonts w:ascii="Calibri" w:cs="Calibri" w:eastAsia="Calibri" w:hAnsi="Calibri"/>
+                <w:b/>
+                <w:bCs/>
+                <w:i w:val="false"/>
+                <w:iCs w:val="false"/>
+                <w:color w:val="1F3864"/>
+                <w:sz w:val="19"/>
+                <w:szCs w:val="19"/>
+              </w:rPr>
+              <w:t xml:space="preserve">Datum</w:t>
+            </w:r>
+          </w:p>
+        </w:tc>
+        <w:tc>
+          <w:tcPr>
+            <w:tcW w:type="dxa" w:w="6138"/>
+            <w:tcBorders>
+              <w:top w:val="single" w:color="BFBFBF" w:sz="2"/>
+              <w:left w:val="single" w:color="BFBFBF" w:sz="2"/>
+              <w:bottom w:val="single" w:color="BFBFBF" w:sz="2"/>
+              <w:right w:val="single" w:color="BFBFBF" w:sz="2"/>
+            </w:tcBorders>
+            <w:shd w:fill="EFF2F7" w:color="auto" w:val="clear"/>
+            <w:tcMar>
+              <w:top w:type="dxa" w:w="60"/>
+              <w:left w:type="dxa" w:w="100"/>
+              <w:bottom w:type="dxa" w:w="60"/>
+              <w:right w:type="dxa" w:w="100"/>
+            </w:tcMar>
+          </w:tcPr>
+          <w:p>
+            <w:r>
+              <w:rPr>
+                <w:rFonts w:ascii="Calibri" w:cs="Calibri" w:eastAsia="Calibri" w:hAnsi="Calibri"/>
+                <w:b/>
+                <w:bCs/>
+                <w:i w:val="false"/>
+                <w:iCs w:val="false"/>
+                <w:color w:val="1F3864"/>
+                <w:sz w:val="19"/>
+                <w:szCs w:val="19"/>
+              </w:rPr>
+              <w:t xml:space="preserve">Wijziging</w:t>
+            </w:r>
+          </w:p>
+        </w:tc>
+        <w:tc>
+          <w:tcPr>
+            <w:tcW w:type="dxa" w:w="1400"/>
+            <w:tcBorders>
+              <w:top w:val="single" w:color="BFBFBF" w:sz="2"/>
+              <w:left w:val="single" w:color="BFBFBF" w:sz="2"/>
+              <w:bottom w:val="single" w:color="BFBFBF" w:sz="2"/>
+              <w:right w:val="single" w:color="BFBFBF" w:sz="2"/>
+            </w:tcBorders>
+            <w:shd w:fill="EFF2F7" w:color="auto" w:val="clear"/>
+            <w:tcMar>
+              <w:top w:type="dxa" w:w="60"/>
+              <w:left w:type="dxa" w:w="100"/>
+              <w:bottom w:type="dxa" w:w="60"/>
+              <w:right w:type="dxa" w:w="100"/>
+            </w:tcMar>
+          </w:tcPr>
+          <w:p>
+            <w:r>
+              <w:rPr>
+                <w:rFonts w:ascii="Calibri" w:cs="Calibri" w:eastAsia="Calibri" w:hAnsi="Calibri"/>
+                <w:b/>
+                <w:bCs/>
+                <w:i w:val="false"/>
+                <w:iCs w:val="false"/>
+                <w:color w:val="1F3864"/>
+                <w:sz w:val="19"/>
+                <w:szCs w:val="19"/>
+              </w:rPr>
+              <w:t xml:space="preserve">Door</w:t>
+            </w:r>
+          </w:p>
+        </w:tc>
+      </w:tr>
+      <w:tr>
+        <w:tc>
+          <w:tcPr>
+            <w:tcW w:type="dxa" w:w="900"/>
+            <w:tcBorders>
+              <w:top w:val="single" w:color="BFBFBF" w:sz="2"/>
+              <w:left w:val="single" w:color="BFBFBF" w:sz="2"/>
+              <w:bottom w:val="single" w:color="BFBFBF" w:sz="2"/>
+              <w:right w:val="single" w:color="BFBFBF" w:sz="2"/>
+            </w:tcBorders>
+            <w:tcMar>
+              <w:top w:type="dxa" w:w="60"/>
+              <w:left w:type="dxa" w:w="100"/>
+              <w:bottom w:type="dxa" w:w="60"/>
+              <w:right w:type="dxa" w:w="100"/>
+            </w:tcMar>
+          </w:tcPr>
+          <w:p>
+            <w:r>
+              <w:rPr>
+                <w:rFonts w:ascii="Calibri" w:cs="Calibri" w:eastAsia="Calibri" w:hAnsi="Calibri"/>
+                <w:b w:val="false"/>
+                <w:bCs w:val="false"/>
+                <w:i w:val="false"/>
+                <w:iCs w:val="false"/>
+                <w:color w:val="000000"/>
+                <w:sz w:val="19"/>
+                <w:szCs w:val="19"/>
+              </w:rPr>
+              <w:t xml:space="preserve"/>
+            </w:r>
+          </w:p>
+        </w:tc>
+        <w:tc>
+          <w:tcPr>
+            <w:tcW w:type="dxa" w:w="1200"/>
+            <w:tcBorders>
+              <w:top w:val="single" w:color="BFBFBF" w:sz="2"/>
+              <w:left w:val="single" w:color="BFBFBF" w:sz="2"/>
+              <w:bottom w:val="single" w:color="BFBFBF" w:sz="2"/>
+              <w:right w:val="single" w:color="BFBFBF" w:sz="2"/>
+            </w:tcBorders>
+            <w:tcMar>
+              <w:top w:type="dxa" w:w="60"/>
+              <w:left w:type="dxa" w:w="100"/>
+              <w:bottom w:type="dxa" w:w="60"/>
+              <w:right w:type="dxa" w:w="100"/>
+            </w:tcMar>
+          </w:tcPr>
+          <w:p>
+            <w:r>
+              <w:rPr>
+                <w:rFonts w:ascii="Calibri" w:cs="Calibri" w:eastAsia="Calibri" w:hAnsi="Calibri"/>
+                <w:b w:val="false"/>
+                <w:bCs w:val="false"/>
+                <w:i w:val="false"/>
+                <w:iCs w:val="false"/>
+                <w:color w:val="000000"/>
+                <w:sz w:val="19"/>
+                <w:szCs w:val="19"/>
+              </w:rPr>
+              <w:t xml:space="preserve"/>
+            </w:r>
+          </w:p>
+        </w:tc>
+        <w:tc>
+          <w:tcPr>
+            <w:tcW w:type="dxa" w:w="6138"/>
+            <w:tcBorders>
+              <w:top w:val="single" w:color="BFBFBF" w:sz="2"/>
+              <w:left w:val="single" w:color="BFBFBF" w:sz="2"/>
+              <w:bottom w:val="single" w:color="BFBFBF" w:sz="2"/>
+              <w:right w:val="single" w:color="BFBFBF" w:sz="2"/>
+            </w:tcBorders>
+            <w:tcMar>
+              <w:top w:type="dxa" w:w="60"/>
+              <w:left w:type="dxa" w:w="100"/>
+              <w:bottom w:type="dxa" w:w="60"/>
+              <w:right w:type="dxa" w:w="100"/>
+            </w:tcMar>
+          </w:tcPr>
+          <w:p>
+            <w:r>
+              <w:rPr>
+                <w:rFonts w:ascii="Calibri" w:cs="Calibri" w:eastAsia="Calibri" w:hAnsi="Calibri"/>
+                <w:b w:val="false"/>
+                <w:bCs w:val="false"/>
+                <w:i w:val="false"/>
+                <w:iCs w:val="false"/>
+                <w:color w:val="000000"/>
+                <w:sz w:val="19"/>
+                <w:szCs w:val="19"/>
+              </w:rPr>
+              <w:t xml:space="preserve"/>
+            </w:r>
+          </w:p>
+        </w:tc>
+        <w:tc>
+          <w:tcPr>
+            <w:tcW w:type="dxa" w:w="1400"/>
+            <w:tcBorders>
+              <w:top w:val="single" w:color="BFBFBF" w:sz="2"/>
+              <w:left w:val="single" w:color="BFBFBF" w:sz="2"/>
+              <w:bottom w:val="single" w:color="BFBFBF" w:sz="2"/>
+              <w:right w:val="single" w:color="BFBFBF" w:sz="2"/>
+            </w:tcBorders>
+            <w:tcMar>
+              <w:top w:type="dxa" w:w="60"/>
+              <w:left w:type="dxa" w:w="100"/>
+              <w:bottom w:type="dxa" w:w="60"/>
+              <w:right w:type="dxa" w:w="100"/>
+            </w:tcMar>
+          </w:tcPr>
+          <w:p>
+            <w:r>
+              <w:rPr>
+                <w:rFonts w:ascii="Calibri" w:cs="Calibri" w:eastAsia="Calibri" w:hAnsi="Calibri"/>
+                <w:b w:val="false"/>
+                <w:bCs w:val="false"/>
+                <w:i w:val="false"/>
+                <w:iCs w:val="false"/>
+                <w:color w:val="000000"/>
+                <w:sz w:val="19"/>
+                <w:szCs w:val="19"/>
+              </w:rPr>
+              <w:t xml:space="preserve"/>
+            </w:r>
+          </w:p>
+        </w:tc>
+      </w:tr>
+      <w:tr>
+        <w:tc>
+          <w:tcPr>
+            <w:tcW w:type="dxa" w:w="900"/>
+            <w:tcBorders>
+              <w:top w:val="single" w:color="BFBFBF" w:sz="2"/>
+              <w:left w:val="single" w:color="BFBFBF" w:sz="2"/>
+              <w:bottom w:val="single" w:color="BFBFBF" w:sz="2"/>
+              <w:right w:val="single" w:color="BFBFBF" w:sz="2"/>
+            </w:tcBorders>
+            <w:tcMar>
+              <w:top w:type="dxa" w:w="60"/>
+              <w:left w:type="dxa" w:w="100"/>
+              <w:bottom w:type="dxa" w:w="60"/>
+              <w:right w:type="dxa" w:w="100"/>
+            </w:tcMar>
+          </w:tcPr>
+          <w:p>
+            <w:r>
+              <w:rPr>
+                <w:rFonts w:ascii="Calibri" w:cs="Calibri" w:eastAsia="Calibri" w:hAnsi="Calibri"/>
+                <w:b w:val="false"/>
+                <w:bCs w:val="false"/>
+                <w:i w:val="false"/>
+                <w:iCs w:val="false"/>
+                <w:color w:val="000000"/>
+                <w:sz w:val="19"/>
+                <w:szCs w:val="19"/>
+              </w:rPr>
+              <w:t xml:space="preserve"/>
+            </w:r>
+          </w:p>
+        </w:tc>
+        <w:tc>
+          <w:tcPr>
+            <w:tcW w:type="dxa" w:w="1200"/>
+            <w:tcBorders>
+              <w:top w:val="single" w:color="BFBFBF" w:sz="2"/>
+              <w:left w:val="single" w:color="BFBFBF" w:sz="2"/>
+              <w:bottom w:val="single" w:color="BFBFBF" w:sz="2"/>
+              <w:right w:val="single" w:color="BFBFBF" w:sz="2"/>
+            </w:tcBorders>
+            <w:tcMar>
+              <w:top w:type="dxa" w:w="60"/>
+              <w:left w:type="dxa" w:w="100"/>
+              <w:bottom w:type="dxa" w:w="60"/>
+              <w:right w:type="dxa" w:w="100"/>
+            </w:tcMar>
+          </w:tcPr>
+          <w:p>
+            <w:r>
+              <w:rPr>
+                <w:rFonts w:ascii="Calibri" w:cs="Calibri" w:eastAsia="Calibri" w:hAnsi="Calibri"/>
+                <w:b w:val="false"/>
+                <w:bCs w:val="false"/>
+                <w:i w:val="false"/>
+                <w:iCs w:val="false"/>
+                <w:color w:val="000000"/>
+                <w:sz w:val="19"/>
+                <w:szCs w:val="19"/>
+              </w:rPr>
+              <w:t xml:space="preserve"/>
+            </w:r>
+          </w:p>
+        </w:tc>
+        <w:tc>
+          <w:tcPr>
+            <w:tcW w:type="dxa" w:w="6138"/>
+            <w:tcBorders>
+              <w:top w:val="single" w:color="BFBFBF" w:sz="2"/>
+              <w:left w:val="single" w:color="BFBFBF" w:sz="2"/>
+              <w:bottom w:val="single" w:color="BFBFBF" w:sz="2"/>
+              <w:right w:val="single" w:color="BFBFBF" w:sz="2"/>
+            </w:tcBorders>
+            <w:tcMar>
+              <w:top w:type="dxa" w:w="60"/>
+              <w:left w:type="dxa" w:w="100"/>
+              <w:bottom w:type="dxa" w:w="60"/>
+              <w:right w:type="dxa" w:w="100"/>
+            </w:tcMar>
+          </w:tcPr>
+          <w:p>
+            <w:r>
+              <w:rPr>
+                <w:rFonts w:ascii="Calibri" w:cs="Calibri" w:eastAsia="Calibri" w:hAnsi="Calibri"/>
+                <w:b w:val="false"/>
+                <w:bCs w:val="false"/>
+                <w:i w:val="false"/>
+                <w:iCs w:val="false"/>
+                <w:color w:val="000000"/>
+                <w:sz w:val="19"/>
+                <w:szCs w:val="19"/>
+              </w:rPr>
+              <w:t xml:space="preserve"/>
+            </w:r>
+          </w:p>
+        </w:tc>
+        <w:tc>
+          <w:tcPr>
+            <w:tcW w:type="dxa" w:w="1400"/>
+            <w:tcBorders>
+              <w:top w:val="single" w:color="BFBFBF" w:sz="2"/>
+              <w:left w:val="single" w:color="BFBFBF" w:sz="2"/>
+              <w:bottom w:val="single" w:color="BFBFBF" w:sz="2"/>
+              <w:right w:val="single" w:color="BFBFBF" w:sz="2"/>
+            </w:tcBorders>
+            <w:tcMar>
+              <w:top w:type="dxa" w:w="60"/>
+              <w:left w:type="dxa" w:w="100"/>
+              <w:bottom w:type="dxa" w:w="60"/>
+              <w:right w:type="dxa" w:w="100"/>
+            </w:tcMar>
+          </w:tcPr>
+          <w:p>
+            <w:r>
+              <w:rPr>
+                <w:rFonts w:ascii="Calibri" w:cs="Calibri" w:eastAsia="Calibri" w:hAnsi="Calibri"/>
+                <w:b w:val="false"/>
+                <w:bCs w:val="false"/>
+                <w:i w:val="false"/>
+                <w:iCs w:val="false"/>
+                <w:color w:val="000000"/>
+                <w:sz w:val="19"/>
+                <w:szCs w:val="19"/>
+              </w:rPr>
+              <w:t xml:space="preserve"/>
+            </w:r>
+          </w:p>
+        </w:tc>
+      </w:tr>
+      <w:tr>
+        <w:tc>
+          <w:tcPr>
+            <w:tcW w:type="dxa" w:w="900"/>
+            <w:tcBorders>
+              <w:top w:val="single" w:color="BFBFBF" w:sz="2"/>
+              <w:left w:val="single" w:color="BFBFBF" w:sz="2"/>
+              <w:bottom w:val="single" w:color="BFBFBF" w:sz="2"/>
+              <w:right w:val="single" w:color="BFBFBF" w:sz="2"/>
+            </w:tcBorders>
+            <w:tcMar>
+              <w:top w:type="dxa" w:w="60"/>
+              <w:left w:type="dxa" w:w="100"/>
+              <w:bottom w:type="dxa" w:w="60"/>
+              <w:right w:type="dxa" w:w="100"/>
+            </w:tcMar>
+          </w:tcPr>
+          <w:p>
+            <w:r>
+              <w:rPr>
+                <w:rFonts w:ascii="Calibri" w:cs="Calibri" w:eastAsia="Calibri" w:hAnsi="Calibri"/>
+                <w:b w:val="false"/>
+                <w:bCs w:val="false"/>
+                <w:i w:val="false"/>
+                <w:iCs w:val="false"/>
+                <w:color w:val="000000"/>
+                <w:sz w:val="19"/>
+                <w:szCs w:val="19"/>
+              </w:rPr>
+              <w:t xml:space="preserve"/>
+            </w:r>
+          </w:p>
+        </w:tc>
+        <w:tc>
+          <w:tcPr>
+            <w:tcW w:type="dxa" w:w="1200"/>
+            <w:tcBorders>
+              <w:top w:val="single" w:color="BFBFBF" w:sz="2"/>
+              <w:left w:val="single" w:color="BFBFBF" w:sz="2"/>
+              <w:bottom w:val="single" w:color="BFBFBF" w:sz="2"/>
+              <w:right w:val="single" w:color="BFBFBF" w:sz="2"/>
+            </w:tcBorders>
+            <w:tcMar>
+              <w:top w:type="dxa" w:w="60"/>
+              <w:left w:type="dxa" w:w="100"/>
+              <w:bottom w:type="dxa" w:w="60"/>
+              <w:right w:type="dxa" w:w="100"/>
+            </w:tcMar>
+          </w:tcPr>
+          <w:p>
+            <w:r>
+              <w:rPr>
+                <w:rFonts w:ascii="Calibri" w:cs="Calibri" w:eastAsia="Calibri" w:hAnsi="Calibri"/>
+                <w:b w:val="false"/>
+                <w:bCs w:val="false"/>
+                <w:i w:val="false"/>
+                <w:iCs w:val="false"/>
+                <w:color w:val="000000"/>
+                <w:sz w:val="19"/>
+                <w:szCs w:val="19"/>
+              </w:rPr>
+              <w:t xml:space="preserve"/>
+            </w:r>
+          </w:p>
+        </w:tc>
+        <w:tc>
+          <w:tcPr>
+            <w:tcW w:type="dxa" w:w="6138"/>
+            <w:tcBorders>
+              <w:top w:val="single" w:color="BFBFBF" w:sz="2"/>
+              <w:left w:val="single" w:color="BFBFBF" w:sz="2"/>
+              <w:bottom w:val="single" w:color="BFBFBF" w:sz="2"/>
+              <w:right w:val="single" w:color="BFBFBF" w:sz="2"/>
+            </w:tcBorders>
+            <w:tcMar>
+              <w:top w:type="dxa" w:w="60"/>
+              <w:left w:type="dxa" w:w="100"/>
+              <w:bottom w:type="dxa" w:w="60"/>
+              <w:right w:type="dxa" w:w="100"/>
+            </w:tcMar>
+          </w:tcPr>
+          <w:p>
+            <w:r>
+              <w:rPr>
+                <w:rFonts w:ascii="Calibri" w:cs="Calibri" w:eastAsia="Calibri" w:hAnsi="Calibri"/>
+                <w:b w:val="false"/>
+                <w:bCs w:val="false"/>
+                <w:i w:val="false"/>
+                <w:iCs w:val="false"/>
+                <w:color w:val="000000"/>
+                <w:sz w:val="19"/>
+                <w:szCs w:val="19"/>
+              </w:rPr>
+              <w:t xml:space="preserve"/>
+            </w:r>
+          </w:p>
+        </w:tc>
+        <w:tc>
+          <w:tcPr>
+            <w:tcW w:type="dxa" w:w="1400"/>
+            <w:tcBorders>
+              <w:top w:val="single" w:color="BFBFBF" w:sz="2"/>
+              <w:left w:val="single" w:color="BFBFBF" w:sz="2"/>
+              <w:bottom w:val="single" w:color="BFBFBF" w:sz="2"/>
+              <w:right w:val="single" w:color="BFBFBF" w:sz="2"/>
+            </w:tcBorders>
+            <w:tcMar>
+              <w:top w:type="dxa" w:w="60"/>
+              <w:left w:type="dxa" w:w="100"/>
+              <w:bottom w:type="dxa" w:w="60"/>
+              <w:right w:type="dxa" w:w="100"/>
+            </w:tcMar>
+          </w:tcPr>
+          <w:p>
+            <w:r>
+              <w:rPr>
+                <w:rFonts w:ascii="Calibri" w:cs="Calibri" w:eastAsia="Calibri" w:hAnsi="Calibri"/>
+                <w:b w:val="false"/>
+                <w:bCs w:val="false"/>
+                <w:i w:val="false"/>
+                <w:iCs w:val="false"/>
+                <w:color w:val="000000"/>
+                <w:sz w:val="19"/>
+                <w:szCs w:val="19"/>
+              </w:rPr>
+              <w:t xml:space="preserve"/>
             </w:r>
           </w:p>
         </w:tc>
@@ -2015,6 +2593,958 @@
     </w:p>
     <w:p>
       <w:pPr>
+        <w:spacing w:after="60"/>
+      </w:pPr>
+      <w:r>
+        <w:rPr>
+          <w:rFonts w:ascii="Calibri" w:cs="Calibri" w:eastAsia="Calibri" w:hAnsi="Calibri"/>
+          <w:i/>
+          <w:iCs/>
+          <w:color w:val="767676"/>
+          <w:sz w:val="17"/>
+          <w:szCs w:val="17"/>
+        </w:rPr>
+        <w:t xml:space="preserve">Waaraan het resultaat wordt afgemeten, in termen die op het moment van oplevering te controleren zijn. Loop de categorieën hieronder langs: een architectuur is pas geaccepteerd als naast de techniek ook het beheer is ingericht en de mensen die ermee werken zijn toegerust. Schrap een categorie die hier niets toevoegt.</w:t>
+      </w:r>
+    </w:p>
+    <w:tbl>
+      <w:tblPr>
+        <w:tblW w:type="dxa" w:w="9638"/>
+        <w:tblBorders>
+          <w:top w:val="single" w:color="auto" w:sz="4"/>
+          <w:left w:val="single" w:color="auto" w:sz="4"/>
+          <w:bottom w:val="single" w:color="auto" w:sz="4"/>
+          <w:right w:val="single" w:color="auto" w:sz="4"/>
+          <w:insideH w:val="single" w:color="auto" w:sz="4"/>
+          <w:insideV w:val="single" w:color="auto" w:sz="4"/>
+        </w:tblBorders>
+      </w:tblPr>
+      <w:tblGrid>
+        <w:gridCol w:w="1900"/>
+        <w:gridCol w:w="3400"/>
+        <w:gridCol w:w="2400"/>
+        <w:gridCol w:w="1938"/>
+      </w:tblGrid>
+      <w:tr>
+        <w:trPr>
+          <w:tblHeader/>
+        </w:trPr>
+        <w:tc>
+          <w:tcPr>
+            <w:tcW w:type="dxa" w:w="1900"/>
+            <w:tcBorders>
+              <w:top w:val="single" w:color="BFBFBF" w:sz="2"/>
+              <w:left w:val="single" w:color="BFBFBF" w:sz="2"/>
+              <w:bottom w:val="single" w:color="BFBFBF" w:sz="2"/>
+              <w:right w:val="single" w:color="BFBFBF" w:sz="2"/>
+            </w:tcBorders>
+            <w:shd w:fill="EFF2F7" w:color="auto" w:val="clear"/>
+            <w:tcMar>
+              <w:top w:type="dxa" w:w="60"/>
+              <w:left w:type="dxa" w:w="100"/>
+              <w:bottom w:type="dxa" w:w="60"/>
+              <w:right w:type="dxa" w:w="100"/>
+            </w:tcMar>
+          </w:tcPr>
+          <w:p>
+            <w:r>
+              <w:rPr>
+                <w:rFonts w:ascii="Calibri" w:cs="Calibri" w:eastAsia="Calibri" w:hAnsi="Calibri"/>
+                <w:b/>
+                <w:bCs/>
+                <w:i w:val="false"/>
+                <w:iCs w:val="false"/>
+                <w:color w:val="1F3864"/>
+                <w:sz w:val="19"/>
+                <w:szCs w:val="19"/>
+              </w:rPr>
+              <w:t xml:space="preserve">Categorie</w:t>
+            </w:r>
+          </w:p>
+        </w:tc>
+        <w:tc>
+          <w:tcPr>
+            <w:tcW w:type="dxa" w:w="3400"/>
+            <w:tcBorders>
+              <w:top w:val="single" w:color="BFBFBF" w:sz="2"/>
+              <w:left w:val="single" w:color="BFBFBF" w:sz="2"/>
+              <w:bottom w:val="single" w:color="BFBFBF" w:sz="2"/>
+              <w:right w:val="single" w:color="BFBFBF" w:sz="2"/>
+            </w:tcBorders>
+            <w:shd w:fill="EFF2F7" w:color="auto" w:val="clear"/>
+            <w:tcMar>
+              <w:top w:type="dxa" w:w="60"/>
+              <w:left w:type="dxa" w:w="100"/>
+              <w:bottom w:type="dxa" w:w="60"/>
+              <w:right w:type="dxa" w:w="100"/>
+            </w:tcMar>
+          </w:tcPr>
+          <w:p>
+            <w:r>
+              <w:rPr>
+                <w:rFonts w:ascii="Calibri" w:cs="Calibri" w:eastAsia="Calibri" w:hAnsi="Calibri"/>
+                <w:b/>
+                <w:bCs/>
+                <w:i w:val="false"/>
+                <w:iCs w:val="false"/>
+                <w:color w:val="1F3864"/>
+                <w:sz w:val="19"/>
+                <w:szCs w:val="19"/>
+              </w:rPr>
+              <w:t xml:space="preserve">Criterium</w:t>
+            </w:r>
+          </w:p>
+        </w:tc>
+        <w:tc>
+          <w:tcPr>
+            <w:tcW w:type="dxa" w:w="2400"/>
+            <w:tcBorders>
+              <w:top w:val="single" w:color="BFBFBF" w:sz="2"/>
+              <w:left w:val="single" w:color="BFBFBF" w:sz="2"/>
+              <w:bottom w:val="single" w:color="BFBFBF" w:sz="2"/>
+              <w:right w:val="single" w:color="BFBFBF" w:sz="2"/>
+            </w:tcBorders>
+            <w:shd w:fill="EFF2F7" w:color="auto" w:val="clear"/>
+            <w:tcMar>
+              <w:top w:type="dxa" w:w="60"/>
+              <w:left w:type="dxa" w:w="100"/>
+              <w:bottom w:type="dxa" w:w="60"/>
+              <w:right w:type="dxa" w:w="100"/>
+            </w:tcMar>
+          </w:tcPr>
+          <w:p>
+            <w:r>
+              <w:rPr>
+                <w:rFonts w:ascii="Calibri" w:cs="Calibri" w:eastAsia="Calibri" w:hAnsi="Calibri"/>
+                <w:b/>
+                <w:bCs/>
+                <w:i w:val="false"/>
+                <w:iCs w:val="false"/>
+                <w:color w:val="1F3864"/>
+                <w:sz w:val="19"/>
+                <w:szCs w:val="19"/>
+              </w:rPr>
+              <w:t xml:space="preserve">Hoe aangetoond</w:t>
+            </w:r>
+          </w:p>
+        </w:tc>
+        <w:tc>
+          <w:tcPr>
+            <w:tcW w:type="dxa" w:w="1938"/>
+            <w:tcBorders>
+              <w:top w:val="single" w:color="BFBFBF" w:sz="2"/>
+              <w:left w:val="single" w:color="BFBFBF" w:sz="2"/>
+              <w:bottom w:val="single" w:color="BFBFBF" w:sz="2"/>
+              <w:right w:val="single" w:color="BFBFBF" w:sz="2"/>
+            </w:tcBorders>
+            <w:shd w:fill="EFF2F7" w:color="auto" w:val="clear"/>
+            <w:tcMar>
+              <w:top w:type="dxa" w:w="60"/>
+              <w:left w:type="dxa" w:w="100"/>
+              <w:bottom w:type="dxa" w:w="60"/>
+              <w:right w:type="dxa" w:w="100"/>
+            </w:tcMar>
+          </w:tcPr>
+          <w:p>
+            <w:r>
+              <w:rPr>
+                <w:rFonts w:ascii="Calibri" w:cs="Calibri" w:eastAsia="Calibri" w:hAnsi="Calibri"/>
+                <w:b/>
+                <w:bCs/>
+                <w:i w:val="false"/>
+                <w:iCs w:val="false"/>
+                <w:color w:val="1F3864"/>
+                <w:sz w:val="19"/>
+                <w:szCs w:val="19"/>
+              </w:rPr>
+              <w:t xml:space="preserve">Wie stelt vast</w:t>
+            </w:r>
+          </w:p>
+        </w:tc>
+      </w:tr>
+      <w:tr>
+        <w:tc>
+          <w:tcPr>
+            <w:tcW w:type="dxa" w:w="1900"/>
+            <w:tcBorders>
+              <w:top w:val="single" w:color="BFBFBF" w:sz="2"/>
+              <w:left w:val="single" w:color="BFBFBF" w:sz="2"/>
+              <w:bottom w:val="single" w:color="BFBFBF" w:sz="2"/>
+              <w:right w:val="single" w:color="BFBFBF" w:sz="2"/>
+            </w:tcBorders>
+            <w:tcMar>
+              <w:top w:type="dxa" w:w="60"/>
+              <w:left w:type="dxa" w:w="100"/>
+              <w:bottom w:type="dxa" w:w="60"/>
+              <w:right w:type="dxa" w:w="100"/>
+            </w:tcMar>
+          </w:tcPr>
+          <w:p>
+            <w:r>
+              <w:rPr>
+                <w:rFonts w:ascii="Calibri" w:cs="Calibri" w:eastAsia="Calibri" w:hAnsi="Calibri"/>
+                <w:b w:val="false"/>
+                <w:bCs w:val="false"/>
+                <w:i w:val="false"/>
+                <w:iCs w:val="false"/>
+                <w:color w:val="000000"/>
+                <w:sz w:val="19"/>
+                <w:szCs w:val="19"/>
+              </w:rPr>
+              <w:t xml:space="preserve">Applicatie</w:t>
+            </w:r>
+          </w:p>
+        </w:tc>
+        <w:tc>
+          <w:tcPr>
+            <w:tcW w:type="dxa" w:w="3400"/>
+            <w:tcBorders>
+              <w:top w:val="single" w:color="BFBFBF" w:sz="2"/>
+              <w:left w:val="single" w:color="BFBFBF" w:sz="2"/>
+              <w:bottom w:val="single" w:color="BFBFBF" w:sz="2"/>
+              <w:right w:val="single" w:color="BFBFBF" w:sz="2"/>
+            </w:tcBorders>
+            <w:tcMar>
+              <w:top w:type="dxa" w:w="60"/>
+              <w:left w:type="dxa" w:w="100"/>
+              <w:bottom w:type="dxa" w:w="60"/>
+              <w:right w:type="dxa" w:w="100"/>
+            </w:tcMar>
+          </w:tcPr>
+          <w:p>
+            <w:r>
+              <w:rPr>
+                <w:rFonts w:ascii="Calibri" w:cs="Calibri" w:eastAsia="Calibri" w:hAnsi="Calibri"/>
+                <w:b w:val="false"/>
+                <w:bCs w:val="false"/>
+                <w:i w:val="false"/>
+                <w:iCs w:val="false"/>
+                <w:color w:val="000000"/>
+                <w:sz w:val="19"/>
+                <w:szCs w:val="19"/>
+              </w:rPr>
+              <w:t xml:space="preserve"/>
+            </w:r>
+          </w:p>
+        </w:tc>
+        <w:tc>
+          <w:tcPr>
+            <w:tcW w:type="dxa" w:w="2400"/>
+            <w:tcBorders>
+              <w:top w:val="single" w:color="BFBFBF" w:sz="2"/>
+              <w:left w:val="single" w:color="BFBFBF" w:sz="2"/>
+              <w:bottom w:val="single" w:color="BFBFBF" w:sz="2"/>
+              <w:right w:val="single" w:color="BFBFBF" w:sz="2"/>
+            </w:tcBorders>
+            <w:tcMar>
+              <w:top w:type="dxa" w:w="60"/>
+              <w:left w:type="dxa" w:w="100"/>
+              <w:bottom w:type="dxa" w:w="60"/>
+              <w:right w:type="dxa" w:w="100"/>
+            </w:tcMar>
+          </w:tcPr>
+          <w:p>
+            <w:r>
+              <w:rPr>
+                <w:rFonts w:ascii="Calibri" w:cs="Calibri" w:eastAsia="Calibri" w:hAnsi="Calibri"/>
+                <w:b w:val="false"/>
+                <w:bCs w:val="false"/>
+                <w:i w:val="false"/>
+                <w:iCs w:val="false"/>
+                <w:color w:val="000000"/>
+                <w:sz w:val="19"/>
+                <w:szCs w:val="19"/>
+              </w:rPr>
+              <w:t xml:space="preserve"/>
+            </w:r>
+          </w:p>
+        </w:tc>
+        <w:tc>
+          <w:tcPr>
+            <w:tcW w:type="dxa" w:w="1938"/>
+            <w:tcBorders>
+              <w:top w:val="single" w:color="BFBFBF" w:sz="2"/>
+              <w:left w:val="single" w:color="BFBFBF" w:sz="2"/>
+              <w:bottom w:val="single" w:color="BFBFBF" w:sz="2"/>
+              <w:right w:val="single" w:color="BFBFBF" w:sz="2"/>
+            </w:tcBorders>
+            <w:tcMar>
+              <w:top w:type="dxa" w:w="60"/>
+              <w:left w:type="dxa" w:w="100"/>
+              <w:bottom w:type="dxa" w:w="60"/>
+              <w:right w:type="dxa" w:w="100"/>
+            </w:tcMar>
+          </w:tcPr>
+          <w:p>
+            <w:r>
+              <w:rPr>
+                <w:rFonts w:ascii="Calibri" w:cs="Calibri" w:eastAsia="Calibri" w:hAnsi="Calibri"/>
+                <w:b w:val="false"/>
+                <w:bCs w:val="false"/>
+                <w:i w:val="false"/>
+                <w:iCs w:val="false"/>
+                <w:color w:val="000000"/>
+                <w:sz w:val="19"/>
+                <w:szCs w:val="19"/>
+              </w:rPr>
+              <w:t xml:space="preserve"/>
+            </w:r>
+          </w:p>
+        </w:tc>
+      </w:tr>
+      <w:tr>
+        <w:tc>
+          <w:tcPr>
+            <w:tcW w:type="dxa" w:w="1900"/>
+            <w:tcBorders>
+              <w:top w:val="single" w:color="BFBFBF" w:sz="2"/>
+              <w:left w:val="single" w:color="BFBFBF" w:sz="2"/>
+              <w:bottom w:val="single" w:color="BFBFBF" w:sz="2"/>
+              <w:right w:val="single" w:color="BFBFBF" w:sz="2"/>
+            </w:tcBorders>
+            <w:tcMar>
+              <w:top w:type="dxa" w:w="60"/>
+              <w:left w:type="dxa" w:w="100"/>
+              <w:bottom w:type="dxa" w:w="60"/>
+              <w:right w:type="dxa" w:w="100"/>
+            </w:tcMar>
+          </w:tcPr>
+          <w:p>
+            <w:r>
+              <w:rPr>
+                <w:rFonts w:ascii="Calibri" w:cs="Calibri" w:eastAsia="Calibri" w:hAnsi="Calibri"/>
+                <w:b w:val="false"/>
+                <w:bCs w:val="false"/>
+                <w:i w:val="false"/>
+                <w:iCs w:val="false"/>
+                <w:color w:val="000000"/>
+                <w:sz w:val="19"/>
+                <w:szCs w:val="19"/>
+              </w:rPr>
+              <w:t xml:space="preserve">Gegevens</w:t>
+            </w:r>
+          </w:p>
+        </w:tc>
+        <w:tc>
+          <w:tcPr>
+            <w:tcW w:type="dxa" w:w="3400"/>
+            <w:tcBorders>
+              <w:top w:val="single" w:color="BFBFBF" w:sz="2"/>
+              <w:left w:val="single" w:color="BFBFBF" w:sz="2"/>
+              <w:bottom w:val="single" w:color="BFBFBF" w:sz="2"/>
+              <w:right w:val="single" w:color="BFBFBF" w:sz="2"/>
+            </w:tcBorders>
+            <w:tcMar>
+              <w:top w:type="dxa" w:w="60"/>
+              <w:left w:type="dxa" w:w="100"/>
+              <w:bottom w:type="dxa" w:w="60"/>
+              <w:right w:type="dxa" w:w="100"/>
+            </w:tcMar>
+          </w:tcPr>
+          <w:p>
+            <w:r>
+              <w:rPr>
+                <w:rFonts w:ascii="Calibri" w:cs="Calibri" w:eastAsia="Calibri" w:hAnsi="Calibri"/>
+                <w:b w:val="false"/>
+                <w:bCs w:val="false"/>
+                <w:i w:val="false"/>
+                <w:iCs w:val="false"/>
+                <w:color w:val="000000"/>
+                <w:sz w:val="19"/>
+                <w:szCs w:val="19"/>
+              </w:rPr>
+              <w:t xml:space="preserve"/>
+            </w:r>
+          </w:p>
+        </w:tc>
+        <w:tc>
+          <w:tcPr>
+            <w:tcW w:type="dxa" w:w="2400"/>
+            <w:tcBorders>
+              <w:top w:val="single" w:color="BFBFBF" w:sz="2"/>
+              <w:left w:val="single" w:color="BFBFBF" w:sz="2"/>
+              <w:bottom w:val="single" w:color="BFBFBF" w:sz="2"/>
+              <w:right w:val="single" w:color="BFBFBF" w:sz="2"/>
+            </w:tcBorders>
+            <w:tcMar>
+              <w:top w:type="dxa" w:w="60"/>
+              <w:left w:type="dxa" w:w="100"/>
+              <w:bottom w:type="dxa" w:w="60"/>
+              <w:right w:type="dxa" w:w="100"/>
+            </w:tcMar>
+          </w:tcPr>
+          <w:p>
+            <w:r>
+              <w:rPr>
+                <w:rFonts w:ascii="Calibri" w:cs="Calibri" w:eastAsia="Calibri" w:hAnsi="Calibri"/>
+                <w:b w:val="false"/>
+                <w:bCs w:val="false"/>
+                <w:i w:val="false"/>
+                <w:iCs w:val="false"/>
+                <w:color w:val="000000"/>
+                <w:sz w:val="19"/>
+                <w:szCs w:val="19"/>
+              </w:rPr>
+              <w:t xml:space="preserve"/>
+            </w:r>
+          </w:p>
+        </w:tc>
+        <w:tc>
+          <w:tcPr>
+            <w:tcW w:type="dxa" w:w="1938"/>
+            <w:tcBorders>
+              <w:top w:val="single" w:color="BFBFBF" w:sz="2"/>
+              <w:left w:val="single" w:color="BFBFBF" w:sz="2"/>
+              <w:bottom w:val="single" w:color="BFBFBF" w:sz="2"/>
+              <w:right w:val="single" w:color="BFBFBF" w:sz="2"/>
+            </w:tcBorders>
+            <w:tcMar>
+              <w:top w:type="dxa" w:w="60"/>
+              <w:left w:type="dxa" w:w="100"/>
+              <w:bottom w:type="dxa" w:w="60"/>
+              <w:right w:type="dxa" w:w="100"/>
+            </w:tcMar>
+          </w:tcPr>
+          <w:p>
+            <w:r>
+              <w:rPr>
+                <w:rFonts w:ascii="Calibri" w:cs="Calibri" w:eastAsia="Calibri" w:hAnsi="Calibri"/>
+                <w:b w:val="false"/>
+                <w:bCs w:val="false"/>
+                <w:i w:val="false"/>
+                <w:iCs w:val="false"/>
+                <w:color w:val="000000"/>
+                <w:sz w:val="19"/>
+                <w:szCs w:val="19"/>
+              </w:rPr>
+              <w:t xml:space="preserve"/>
+            </w:r>
+          </w:p>
+        </w:tc>
+      </w:tr>
+      <w:tr>
+        <w:tc>
+          <w:tcPr>
+            <w:tcW w:type="dxa" w:w="1900"/>
+            <w:tcBorders>
+              <w:top w:val="single" w:color="BFBFBF" w:sz="2"/>
+              <w:left w:val="single" w:color="BFBFBF" w:sz="2"/>
+              <w:bottom w:val="single" w:color="BFBFBF" w:sz="2"/>
+              <w:right w:val="single" w:color="BFBFBF" w:sz="2"/>
+            </w:tcBorders>
+            <w:tcMar>
+              <w:top w:type="dxa" w:w="60"/>
+              <w:left w:type="dxa" w:w="100"/>
+              <w:bottom w:type="dxa" w:w="60"/>
+              <w:right w:type="dxa" w:w="100"/>
+            </w:tcMar>
+          </w:tcPr>
+          <w:p>
+            <w:r>
+              <w:rPr>
+                <w:rFonts w:ascii="Calibri" w:cs="Calibri" w:eastAsia="Calibri" w:hAnsi="Calibri"/>
+                <w:b w:val="false"/>
+                <w:bCs w:val="false"/>
+                <w:i w:val="false"/>
+                <w:iCs w:val="false"/>
+                <w:color w:val="000000"/>
+                <w:sz w:val="19"/>
+                <w:szCs w:val="19"/>
+              </w:rPr>
+              <w:t xml:space="preserve">Infrastructuur</w:t>
+            </w:r>
+          </w:p>
+        </w:tc>
+        <w:tc>
+          <w:tcPr>
+            <w:tcW w:type="dxa" w:w="3400"/>
+            <w:tcBorders>
+              <w:top w:val="single" w:color="BFBFBF" w:sz="2"/>
+              <w:left w:val="single" w:color="BFBFBF" w:sz="2"/>
+              <w:bottom w:val="single" w:color="BFBFBF" w:sz="2"/>
+              <w:right w:val="single" w:color="BFBFBF" w:sz="2"/>
+            </w:tcBorders>
+            <w:tcMar>
+              <w:top w:type="dxa" w:w="60"/>
+              <w:left w:type="dxa" w:w="100"/>
+              <w:bottom w:type="dxa" w:w="60"/>
+              <w:right w:type="dxa" w:w="100"/>
+            </w:tcMar>
+          </w:tcPr>
+          <w:p>
+            <w:r>
+              <w:rPr>
+                <w:rFonts w:ascii="Calibri" w:cs="Calibri" w:eastAsia="Calibri" w:hAnsi="Calibri"/>
+                <w:b w:val="false"/>
+                <w:bCs w:val="false"/>
+                <w:i w:val="false"/>
+                <w:iCs w:val="false"/>
+                <w:color w:val="000000"/>
+                <w:sz w:val="19"/>
+                <w:szCs w:val="19"/>
+              </w:rPr>
+              <w:t xml:space="preserve"/>
+            </w:r>
+          </w:p>
+        </w:tc>
+        <w:tc>
+          <w:tcPr>
+            <w:tcW w:type="dxa" w:w="2400"/>
+            <w:tcBorders>
+              <w:top w:val="single" w:color="BFBFBF" w:sz="2"/>
+              <w:left w:val="single" w:color="BFBFBF" w:sz="2"/>
+              <w:bottom w:val="single" w:color="BFBFBF" w:sz="2"/>
+              <w:right w:val="single" w:color="BFBFBF" w:sz="2"/>
+            </w:tcBorders>
+            <w:tcMar>
+              <w:top w:type="dxa" w:w="60"/>
+              <w:left w:type="dxa" w:w="100"/>
+              <w:bottom w:type="dxa" w:w="60"/>
+              <w:right w:type="dxa" w:w="100"/>
+            </w:tcMar>
+          </w:tcPr>
+          <w:p>
+            <w:r>
+              <w:rPr>
+                <w:rFonts w:ascii="Calibri" w:cs="Calibri" w:eastAsia="Calibri" w:hAnsi="Calibri"/>
+                <w:b w:val="false"/>
+                <w:bCs w:val="false"/>
+                <w:i w:val="false"/>
+                <w:iCs w:val="false"/>
+                <w:color w:val="000000"/>
+                <w:sz w:val="19"/>
+                <w:szCs w:val="19"/>
+              </w:rPr>
+              <w:t xml:space="preserve"/>
+            </w:r>
+          </w:p>
+        </w:tc>
+        <w:tc>
+          <w:tcPr>
+            <w:tcW w:type="dxa" w:w="1938"/>
+            <w:tcBorders>
+              <w:top w:val="single" w:color="BFBFBF" w:sz="2"/>
+              <w:left w:val="single" w:color="BFBFBF" w:sz="2"/>
+              <w:bottom w:val="single" w:color="BFBFBF" w:sz="2"/>
+              <w:right w:val="single" w:color="BFBFBF" w:sz="2"/>
+            </w:tcBorders>
+            <w:tcMar>
+              <w:top w:type="dxa" w:w="60"/>
+              <w:left w:type="dxa" w:w="100"/>
+              <w:bottom w:type="dxa" w:w="60"/>
+              <w:right w:type="dxa" w:w="100"/>
+            </w:tcMar>
+          </w:tcPr>
+          <w:p>
+            <w:r>
+              <w:rPr>
+                <w:rFonts w:ascii="Calibri" w:cs="Calibri" w:eastAsia="Calibri" w:hAnsi="Calibri"/>
+                <w:b w:val="false"/>
+                <w:bCs w:val="false"/>
+                <w:i w:val="false"/>
+                <w:iCs w:val="false"/>
+                <w:color w:val="000000"/>
+                <w:sz w:val="19"/>
+                <w:szCs w:val="19"/>
+              </w:rPr>
+              <w:t xml:space="preserve"/>
+            </w:r>
+          </w:p>
+        </w:tc>
+      </w:tr>
+      <w:tr>
+        <w:tc>
+          <w:tcPr>
+            <w:tcW w:type="dxa" w:w="1900"/>
+            <w:tcBorders>
+              <w:top w:val="single" w:color="BFBFBF" w:sz="2"/>
+              <w:left w:val="single" w:color="BFBFBF" w:sz="2"/>
+              <w:bottom w:val="single" w:color="BFBFBF" w:sz="2"/>
+              <w:right w:val="single" w:color="BFBFBF" w:sz="2"/>
+            </w:tcBorders>
+            <w:tcMar>
+              <w:top w:type="dxa" w:w="60"/>
+              <w:left w:type="dxa" w:w="100"/>
+              <w:bottom w:type="dxa" w:w="60"/>
+              <w:right w:type="dxa" w:w="100"/>
+            </w:tcMar>
+          </w:tcPr>
+          <w:p>
+            <w:r>
+              <w:rPr>
+                <w:rFonts w:ascii="Calibri" w:cs="Calibri" w:eastAsia="Calibri" w:hAnsi="Calibri"/>
+                <w:b w:val="false"/>
+                <w:bCs w:val="false"/>
+                <w:i w:val="false"/>
+                <w:iCs w:val="false"/>
+                <w:color w:val="000000"/>
+                <w:sz w:val="19"/>
+                <w:szCs w:val="19"/>
+              </w:rPr>
+              <w:t xml:space="preserve">Procedures en beheer</w:t>
+            </w:r>
+          </w:p>
+        </w:tc>
+        <w:tc>
+          <w:tcPr>
+            <w:tcW w:type="dxa" w:w="3400"/>
+            <w:tcBorders>
+              <w:top w:val="single" w:color="BFBFBF" w:sz="2"/>
+              <w:left w:val="single" w:color="BFBFBF" w:sz="2"/>
+              <w:bottom w:val="single" w:color="BFBFBF" w:sz="2"/>
+              <w:right w:val="single" w:color="BFBFBF" w:sz="2"/>
+            </w:tcBorders>
+            <w:tcMar>
+              <w:top w:type="dxa" w:w="60"/>
+              <w:left w:type="dxa" w:w="100"/>
+              <w:bottom w:type="dxa" w:w="60"/>
+              <w:right w:type="dxa" w:w="100"/>
+            </w:tcMar>
+          </w:tcPr>
+          <w:p>
+            <w:r>
+              <w:rPr>
+                <w:rFonts w:ascii="Calibri" w:cs="Calibri" w:eastAsia="Calibri" w:hAnsi="Calibri"/>
+                <w:b w:val="false"/>
+                <w:bCs w:val="false"/>
+                <w:i w:val="false"/>
+                <w:iCs w:val="false"/>
+                <w:color w:val="000000"/>
+                <w:sz w:val="19"/>
+                <w:szCs w:val="19"/>
+              </w:rPr>
+              <w:t xml:space="preserve"/>
+            </w:r>
+          </w:p>
+        </w:tc>
+        <w:tc>
+          <w:tcPr>
+            <w:tcW w:type="dxa" w:w="2400"/>
+            <w:tcBorders>
+              <w:top w:val="single" w:color="BFBFBF" w:sz="2"/>
+              <w:left w:val="single" w:color="BFBFBF" w:sz="2"/>
+              <w:bottom w:val="single" w:color="BFBFBF" w:sz="2"/>
+              <w:right w:val="single" w:color="BFBFBF" w:sz="2"/>
+            </w:tcBorders>
+            <w:tcMar>
+              <w:top w:type="dxa" w:w="60"/>
+              <w:left w:type="dxa" w:w="100"/>
+              <w:bottom w:type="dxa" w:w="60"/>
+              <w:right w:type="dxa" w:w="100"/>
+            </w:tcMar>
+          </w:tcPr>
+          <w:p>
+            <w:r>
+              <w:rPr>
+                <w:rFonts w:ascii="Calibri" w:cs="Calibri" w:eastAsia="Calibri" w:hAnsi="Calibri"/>
+                <w:b w:val="false"/>
+                <w:bCs w:val="false"/>
+                <w:i w:val="false"/>
+                <w:iCs w:val="false"/>
+                <w:color w:val="000000"/>
+                <w:sz w:val="19"/>
+                <w:szCs w:val="19"/>
+              </w:rPr>
+              <w:t xml:space="preserve"/>
+            </w:r>
+          </w:p>
+        </w:tc>
+        <w:tc>
+          <w:tcPr>
+            <w:tcW w:type="dxa" w:w="1938"/>
+            <w:tcBorders>
+              <w:top w:val="single" w:color="BFBFBF" w:sz="2"/>
+              <w:left w:val="single" w:color="BFBFBF" w:sz="2"/>
+              <w:bottom w:val="single" w:color="BFBFBF" w:sz="2"/>
+              <w:right w:val="single" w:color="BFBFBF" w:sz="2"/>
+            </w:tcBorders>
+            <w:tcMar>
+              <w:top w:type="dxa" w:w="60"/>
+              <w:left w:type="dxa" w:w="100"/>
+              <w:bottom w:type="dxa" w:w="60"/>
+              <w:right w:type="dxa" w:w="100"/>
+            </w:tcMar>
+          </w:tcPr>
+          <w:p>
+            <w:r>
+              <w:rPr>
+                <w:rFonts w:ascii="Calibri" w:cs="Calibri" w:eastAsia="Calibri" w:hAnsi="Calibri"/>
+                <w:b w:val="false"/>
+                <w:bCs w:val="false"/>
+                <w:i w:val="false"/>
+                <w:iCs w:val="false"/>
+                <w:color w:val="000000"/>
+                <w:sz w:val="19"/>
+                <w:szCs w:val="19"/>
+              </w:rPr>
+              <w:t xml:space="preserve"/>
+            </w:r>
+          </w:p>
+        </w:tc>
+      </w:tr>
+      <w:tr>
+        <w:tc>
+          <w:tcPr>
+            <w:tcW w:type="dxa" w:w="1900"/>
+            <w:tcBorders>
+              <w:top w:val="single" w:color="BFBFBF" w:sz="2"/>
+              <w:left w:val="single" w:color="BFBFBF" w:sz="2"/>
+              <w:bottom w:val="single" w:color="BFBFBF" w:sz="2"/>
+              <w:right w:val="single" w:color="BFBFBF" w:sz="2"/>
+            </w:tcBorders>
+            <w:tcMar>
+              <w:top w:type="dxa" w:w="60"/>
+              <w:left w:type="dxa" w:w="100"/>
+              <w:bottom w:type="dxa" w:w="60"/>
+              <w:right w:type="dxa" w:w="100"/>
+            </w:tcMar>
+          </w:tcPr>
+          <w:p>
+            <w:r>
+              <w:rPr>
+                <w:rFonts w:ascii="Calibri" w:cs="Calibri" w:eastAsia="Calibri" w:hAnsi="Calibri"/>
+                <w:b w:val="false"/>
+                <w:bCs w:val="false"/>
+                <w:i w:val="false"/>
+                <w:iCs w:val="false"/>
+                <w:color w:val="000000"/>
+                <w:sz w:val="19"/>
+                <w:szCs w:val="19"/>
+              </w:rPr>
+              <w:t xml:space="preserve">Mensen</w:t>
+            </w:r>
+          </w:p>
+        </w:tc>
+        <w:tc>
+          <w:tcPr>
+            <w:tcW w:type="dxa" w:w="3400"/>
+            <w:tcBorders>
+              <w:top w:val="single" w:color="BFBFBF" w:sz="2"/>
+              <w:left w:val="single" w:color="BFBFBF" w:sz="2"/>
+              <w:bottom w:val="single" w:color="BFBFBF" w:sz="2"/>
+              <w:right w:val="single" w:color="BFBFBF" w:sz="2"/>
+            </w:tcBorders>
+            <w:tcMar>
+              <w:top w:type="dxa" w:w="60"/>
+              <w:left w:type="dxa" w:w="100"/>
+              <w:bottom w:type="dxa" w:w="60"/>
+              <w:right w:type="dxa" w:w="100"/>
+            </w:tcMar>
+          </w:tcPr>
+          <w:p>
+            <w:r>
+              <w:rPr>
+                <w:rFonts w:ascii="Calibri" w:cs="Calibri" w:eastAsia="Calibri" w:hAnsi="Calibri"/>
+                <w:b w:val="false"/>
+                <w:bCs w:val="false"/>
+                <w:i w:val="false"/>
+                <w:iCs w:val="false"/>
+                <w:color w:val="000000"/>
+                <w:sz w:val="19"/>
+                <w:szCs w:val="19"/>
+              </w:rPr>
+              <w:t xml:space="preserve"/>
+            </w:r>
+          </w:p>
+        </w:tc>
+        <w:tc>
+          <w:tcPr>
+            <w:tcW w:type="dxa" w:w="2400"/>
+            <w:tcBorders>
+              <w:top w:val="single" w:color="BFBFBF" w:sz="2"/>
+              <w:left w:val="single" w:color="BFBFBF" w:sz="2"/>
+              <w:bottom w:val="single" w:color="BFBFBF" w:sz="2"/>
+              <w:right w:val="single" w:color="BFBFBF" w:sz="2"/>
+            </w:tcBorders>
+            <w:tcMar>
+              <w:top w:type="dxa" w:w="60"/>
+              <w:left w:type="dxa" w:w="100"/>
+              <w:bottom w:type="dxa" w:w="60"/>
+              <w:right w:type="dxa" w:w="100"/>
+            </w:tcMar>
+          </w:tcPr>
+          <w:p>
+            <w:r>
+              <w:rPr>
+                <w:rFonts w:ascii="Calibri" w:cs="Calibri" w:eastAsia="Calibri" w:hAnsi="Calibri"/>
+                <w:b w:val="false"/>
+                <w:bCs w:val="false"/>
+                <w:i w:val="false"/>
+                <w:iCs w:val="false"/>
+                <w:color w:val="000000"/>
+                <w:sz w:val="19"/>
+                <w:szCs w:val="19"/>
+              </w:rPr>
+              <w:t xml:space="preserve"/>
+            </w:r>
+          </w:p>
+        </w:tc>
+        <w:tc>
+          <w:tcPr>
+            <w:tcW w:type="dxa" w:w="1938"/>
+            <w:tcBorders>
+              <w:top w:val="single" w:color="BFBFBF" w:sz="2"/>
+              <w:left w:val="single" w:color="BFBFBF" w:sz="2"/>
+              <w:bottom w:val="single" w:color="BFBFBF" w:sz="2"/>
+              <w:right w:val="single" w:color="BFBFBF" w:sz="2"/>
+            </w:tcBorders>
+            <w:tcMar>
+              <w:top w:type="dxa" w:w="60"/>
+              <w:left w:type="dxa" w:w="100"/>
+              <w:bottom w:type="dxa" w:w="60"/>
+              <w:right w:type="dxa" w:w="100"/>
+            </w:tcMar>
+          </w:tcPr>
+          <w:p>
+            <w:r>
+              <w:rPr>
+                <w:rFonts w:ascii="Calibri" w:cs="Calibri" w:eastAsia="Calibri" w:hAnsi="Calibri"/>
+                <w:b w:val="false"/>
+                <w:bCs w:val="false"/>
+                <w:i w:val="false"/>
+                <w:iCs w:val="false"/>
+                <w:color w:val="000000"/>
+                <w:sz w:val="19"/>
+                <w:szCs w:val="19"/>
+              </w:rPr>
+              <w:t xml:space="preserve"/>
+            </w:r>
+          </w:p>
+        </w:tc>
+      </w:tr>
+      <w:tr>
+        <w:tc>
+          <w:tcPr>
+            <w:tcW w:type="dxa" w:w="1900"/>
+            <w:tcBorders>
+              <w:top w:val="single" w:color="BFBFBF" w:sz="2"/>
+              <w:left w:val="single" w:color="BFBFBF" w:sz="2"/>
+              <w:bottom w:val="single" w:color="BFBFBF" w:sz="2"/>
+              <w:right w:val="single" w:color="BFBFBF" w:sz="2"/>
+            </w:tcBorders>
+            <w:tcMar>
+              <w:top w:type="dxa" w:w="60"/>
+              <w:left w:type="dxa" w:w="100"/>
+              <w:bottom w:type="dxa" w:w="60"/>
+              <w:right w:type="dxa" w:w="100"/>
+            </w:tcMar>
+          </w:tcPr>
+          <w:p>
+            <w:r>
+              <w:rPr>
+                <w:rFonts w:ascii="Calibri" w:cs="Calibri" w:eastAsia="Calibri" w:hAnsi="Calibri"/>
+                <w:b w:val="false"/>
+                <w:bCs w:val="false"/>
+                <w:i w:val="false"/>
+                <w:iCs w:val="false"/>
+                <w:color w:val="000000"/>
+                <w:sz w:val="19"/>
+                <w:szCs w:val="19"/>
+              </w:rPr>
+              <w:t xml:space="preserve">Samenhang</w:t>
+            </w:r>
+          </w:p>
+        </w:tc>
+        <w:tc>
+          <w:tcPr>
+            <w:tcW w:type="dxa" w:w="3400"/>
+            <w:tcBorders>
+              <w:top w:val="single" w:color="BFBFBF" w:sz="2"/>
+              <w:left w:val="single" w:color="BFBFBF" w:sz="2"/>
+              <w:bottom w:val="single" w:color="BFBFBF" w:sz="2"/>
+              <w:right w:val="single" w:color="BFBFBF" w:sz="2"/>
+            </w:tcBorders>
+            <w:tcMar>
+              <w:top w:type="dxa" w:w="60"/>
+              <w:left w:type="dxa" w:w="100"/>
+              <w:bottom w:type="dxa" w:w="60"/>
+              <w:right w:type="dxa" w:w="100"/>
+            </w:tcMar>
+          </w:tcPr>
+          <w:p>
+            <w:r>
+              <w:rPr>
+                <w:rFonts w:ascii="Calibri" w:cs="Calibri" w:eastAsia="Calibri" w:hAnsi="Calibri"/>
+                <w:b w:val="false"/>
+                <w:bCs w:val="false"/>
+                <w:i w:val="false"/>
+                <w:iCs w:val="false"/>
+                <w:color w:val="000000"/>
+                <w:sz w:val="19"/>
+                <w:szCs w:val="19"/>
+              </w:rPr>
+              <w:t xml:space="preserve"/>
+            </w:r>
+          </w:p>
+        </w:tc>
+        <w:tc>
+          <w:tcPr>
+            <w:tcW w:type="dxa" w:w="2400"/>
+            <w:tcBorders>
+              <w:top w:val="single" w:color="BFBFBF" w:sz="2"/>
+              <w:left w:val="single" w:color="BFBFBF" w:sz="2"/>
+              <w:bottom w:val="single" w:color="BFBFBF" w:sz="2"/>
+              <w:right w:val="single" w:color="BFBFBF" w:sz="2"/>
+            </w:tcBorders>
+            <w:tcMar>
+              <w:top w:type="dxa" w:w="60"/>
+              <w:left w:type="dxa" w:w="100"/>
+              <w:bottom w:type="dxa" w:w="60"/>
+              <w:right w:type="dxa" w:w="100"/>
+            </w:tcMar>
+          </w:tcPr>
+          <w:p>
+            <w:r>
+              <w:rPr>
+                <w:rFonts w:ascii="Calibri" w:cs="Calibri" w:eastAsia="Calibri" w:hAnsi="Calibri"/>
+                <w:b w:val="false"/>
+                <w:bCs w:val="false"/>
+                <w:i w:val="false"/>
+                <w:iCs w:val="false"/>
+                <w:color w:val="000000"/>
+                <w:sz w:val="19"/>
+                <w:szCs w:val="19"/>
+              </w:rPr>
+              <w:t xml:space="preserve"/>
+            </w:r>
+          </w:p>
+        </w:tc>
+        <w:tc>
+          <w:tcPr>
+            <w:tcW w:type="dxa" w:w="1938"/>
+            <w:tcBorders>
+              <w:top w:val="single" w:color="BFBFBF" w:sz="2"/>
+              <w:left w:val="single" w:color="BFBFBF" w:sz="2"/>
+              <w:bottom w:val="single" w:color="BFBFBF" w:sz="2"/>
+              <w:right w:val="single" w:color="BFBFBF" w:sz="2"/>
+            </w:tcBorders>
+            <w:tcMar>
+              <w:top w:type="dxa" w:w="60"/>
+              <w:left w:type="dxa" w:w="100"/>
+              <w:bottom w:type="dxa" w:w="60"/>
+              <w:right w:type="dxa" w:w="100"/>
+            </w:tcMar>
+          </w:tcPr>
+          <w:p>
+            <w:r>
+              <w:rPr>
+                <w:rFonts w:ascii="Calibri" w:cs="Calibri" w:eastAsia="Calibri" w:hAnsi="Calibri"/>
+                <w:b w:val="false"/>
+                <w:bCs w:val="false"/>
+                <w:i w:val="false"/>
+                <w:iCs w:val="false"/>
+                <w:color w:val="000000"/>
+                <w:sz w:val="19"/>
+                <w:szCs w:val="19"/>
+              </w:rPr>
+              <w:t xml:space="preserve"/>
+            </w:r>
+          </w:p>
+        </w:tc>
+      </w:tr>
+    </w:tbl>
+    <w:p>
+      <w:pPr>
         <w:spacing w:after="20" w:before="260"/>
       </w:pPr>
       <w:r>
@@ -2151,6 +3681,422 @@
         <w:t xml:space="preserve">[ … ]</w:t>
       </w:r>
     </w:p>
+    <w:tbl>
+      <w:tblPr>
+        <w:tblW w:type="dxa" w:w="9638"/>
+        <w:tblBorders>
+          <w:top w:val="single" w:color="auto" w:sz="4"/>
+          <w:left w:val="single" w:color="auto" w:sz="4"/>
+          <w:bottom w:val="single" w:color="auto" w:sz="4"/>
+          <w:right w:val="single" w:color="auto" w:sz="4"/>
+          <w:insideH w:val="single" w:color="auto" w:sz="4"/>
+          <w:insideV w:val="single" w:color="auto" w:sz="4"/>
+        </w:tblBorders>
+      </w:tblPr>
+      <w:tblGrid>
+        <w:gridCol w:w="3200"/>
+        <w:gridCol w:w="4200"/>
+        <w:gridCol w:w="2238"/>
+      </w:tblGrid>
+      <w:tr>
+        <w:trPr>
+          <w:tblHeader/>
+        </w:trPr>
+        <w:tc>
+          <w:tcPr>
+            <w:tcW w:type="dxa" w:w="3200"/>
+            <w:tcBorders>
+              <w:top w:val="single" w:color="BFBFBF" w:sz="2"/>
+              <w:left w:val="single" w:color="BFBFBF" w:sz="2"/>
+              <w:bottom w:val="single" w:color="BFBFBF" w:sz="2"/>
+              <w:right w:val="single" w:color="BFBFBF" w:sz="2"/>
+            </w:tcBorders>
+            <w:shd w:fill="EFF2F7" w:color="auto" w:val="clear"/>
+            <w:tcMar>
+              <w:top w:type="dxa" w:w="60"/>
+              <w:left w:type="dxa" w:w="100"/>
+              <w:bottom w:type="dxa" w:w="60"/>
+              <w:right w:type="dxa" w:w="100"/>
+            </w:tcMar>
+          </w:tcPr>
+          <w:p>
+            <w:r>
+              <w:rPr>
+                <w:rFonts w:ascii="Calibri" w:cs="Calibri" w:eastAsia="Calibri" w:hAnsi="Calibri"/>
+                <w:b/>
+                <w:bCs/>
+                <w:i w:val="false"/>
+                <w:iCs w:val="false"/>
+                <w:color w:val="1F3864"/>
+                <w:sz w:val="19"/>
+                <w:szCs w:val="19"/>
+              </w:rPr>
+              <w:t xml:space="preserve">Rol</w:t>
+            </w:r>
+          </w:p>
+        </w:tc>
+        <w:tc>
+          <w:tcPr>
+            <w:tcW w:type="dxa" w:w="4200"/>
+            <w:tcBorders>
+              <w:top w:val="single" w:color="BFBFBF" w:sz="2"/>
+              <w:left w:val="single" w:color="BFBFBF" w:sz="2"/>
+              <w:bottom w:val="single" w:color="BFBFBF" w:sz="2"/>
+              <w:right w:val="single" w:color="BFBFBF" w:sz="2"/>
+            </w:tcBorders>
+            <w:shd w:fill="EFF2F7" w:color="auto" w:val="clear"/>
+            <w:tcMar>
+              <w:top w:type="dxa" w:w="60"/>
+              <w:left w:type="dxa" w:w="100"/>
+              <w:bottom w:type="dxa" w:w="60"/>
+              <w:right w:type="dxa" w:w="100"/>
+            </w:tcMar>
+          </w:tcPr>
+          <w:p>
+            <w:r>
+              <w:rPr>
+                <w:rFonts w:ascii="Calibri" w:cs="Calibri" w:eastAsia="Calibri" w:hAnsi="Calibri"/>
+                <w:b/>
+                <w:bCs/>
+                <w:i w:val="false"/>
+                <w:iCs w:val="false"/>
+                <w:color w:val="1F3864"/>
+                <w:sz w:val="19"/>
+                <w:szCs w:val="19"/>
+              </w:rPr>
+              <w:t xml:space="preserve">Naam</w:t>
+            </w:r>
+          </w:p>
+        </w:tc>
+        <w:tc>
+          <w:tcPr>
+            <w:tcW w:type="dxa" w:w="2238"/>
+            <w:tcBorders>
+              <w:top w:val="single" w:color="BFBFBF" w:sz="2"/>
+              <w:left w:val="single" w:color="BFBFBF" w:sz="2"/>
+              <w:bottom w:val="single" w:color="BFBFBF" w:sz="2"/>
+              <w:right w:val="single" w:color="BFBFBF" w:sz="2"/>
+            </w:tcBorders>
+            <w:shd w:fill="EFF2F7" w:color="auto" w:val="clear"/>
+            <w:tcMar>
+              <w:top w:type="dxa" w:w="60"/>
+              <w:left w:type="dxa" w:w="100"/>
+              <w:bottom w:type="dxa" w:w="60"/>
+              <w:right w:type="dxa" w:w="100"/>
+            </w:tcMar>
+          </w:tcPr>
+          <w:p>
+            <w:r>
+              <w:rPr>
+                <w:rFonts w:ascii="Calibri" w:cs="Calibri" w:eastAsia="Calibri" w:hAnsi="Calibri"/>
+                <w:b/>
+                <w:bCs/>
+                <w:i w:val="false"/>
+                <w:iCs w:val="false"/>
+                <w:color w:val="1F3864"/>
+                <w:sz w:val="19"/>
+                <w:szCs w:val="19"/>
+              </w:rPr>
+              <w:t xml:space="preserve">Datum</w:t>
+            </w:r>
+          </w:p>
+        </w:tc>
+      </w:tr>
+      <w:tr>
+        <w:tc>
+          <w:tcPr>
+            <w:tcW w:type="dxa" w:w="3200"/>
+            <w:tcBorders>
+              <w:top w:val="single" w:color="BFBFBF" w:sz="2"/>
+              <w:left w:val="single" w:color="BFBFBF" w:sz="2"/>
+              <w:bottom w:val="single" w:color="BFBFBF" w:sz="2"/>
+              <w:right w:val="single" w:color="BFBFBF" w:sz="2"/>
+            </w:tcBorders>
+            <w:tcMar>
+              <w:top w:type="dxa" w:w="60"/>
+              <w:left w:type="dxa" w:w="100"/>
+              <w:bottom w:type="dxa" w:w="60"/>
+              <w:right w:type="dxa" w:w="100"/>
+            </w:tcMar>
+          </w:tcPr>
+          <w:p>
+            <w:r>
+              <w:rPr>
+                <w:rFonts w:ascii="Calibri" w:cs="Calibri" w:eastAsia="Calibri" w:hAnsi="Calibri"/>
+                <w:b w:val="false"/>
+                <w:bCs w:val="false"/>
+                <w:i w:val="false"/>
+                <w:iCs w:val="false"/>
+                <w:color w:val="000000"/>
+                <w:sz w:val="19"/>
+                <w:szCs w:val="19"/>
+              </w:rPr>
+              <w:t xml:space="preserve">Opdrachtgever</w:t>
+            </w:r>
+          </w:p>
+        </w:tc>
+        <w:tc>
+          <w:tcPr>
+            <w:tcW w:type="dxa" w:w="4200"/>
+            <w:tcBorders>
+              <w:top w:val="single" w:color="BFBFBF" w:sz="2"/>
+              <w:left w:val="single" w:color="BFBFBF" w:sz="2"/>
+              <w:bottom w:val="single" w:color="BFBFBF" w:sz="2"/>
+              <w:right w:val="single" w:color="BFBFBF" w:sz="2"/>
+            </w:tcBorders>
+            <w:tcMar>
+              <w:top w:type="dxa" w:w="60"/>
+              <w:left w:type="dxa" w:w="100"/>
+              <w:bottom w:type="dxa" w:w="60"/>
+              <w:right w:type="dxa" w:w="100"/>
+            </w:tcMar>
+          </w:tcPr>
+          <w:p>
+            <w:r>
+              <w:rPr>
+                <w:rFonts w:ascii="Calibri" w:cs="Calibri" w:eastAsia="Calibri" w:hAnsi="Calibri"/>
+                <w:b w:val="false"/>
+                <w:bCs w:val="false"/>
+                <w:i w:val="false"/>
+                <w:iCs w:val="false"/>
+                <w:color w:val="000000"/>
+                <w:sz w:val="19"/>
+                <w:szCs w:val="19"/>
+              </w:rPr>
+              <w:t xml:space="preserve"/>
+            </w:r>
+          </w:p>
+        </w:tc>
+        <w:tc>
+          <w:tcPr>
+            <w:tcW w:type="dxa" w:w="2238"/>
+            <w:tcBorders>
+              <w:top w:val="single" w:color="BFBFBF" w:sz="2"/>
+              <w:left w:val="single" w:color="BFBFBF" w:sz="2"/>
+              <w:bottom w:val="single" w:color="BFBFBF" w:sz="2"/>
+              <w:right w:val="single" w:color="BFBFBF" w:sz="2"/>
+            </w:tcBorders>
+            <w:tcMar>
+              <w:top w:type="dxa" w:w="60"/>
+              <w:left w:type="dxa" w:w="100"/>
+              <w:bottom w:type="dxa" w:w="60"/>
+              <w:right w:type="dxa" w:w="100"/>
+            </w:tcMar>
+          </w:tcPr>
+          <w:p>
+            <w:r>
+              <w:rPr>
+                <w:rFonts w:ascii="Calibri" w:cs="Calibri" w:eastAsia="Calibri" w:hAnsi="Calibri"/>
+                <w:b w:val="false"/>
+                <w:bCs w:val="false"/>
+                <w:i w:val="false"/>
+                <w:iCs w:val="false"/>
+                <w:color w:val="000000"/>
+                <w:sz w:val="19"/>
+                <w:szCs w:val="19"/>
+              </w:rPr>
+              <w:t xml:space="preserve"/>
+            </w:r>
+          </w:p>
+        </w:tc>
+      </w:tr>
+      <w:tr>
+        <w:tc>
+          <w:tcPr>
+            <w:tcW w:type="dxa" w:w="3200"/>
+            <w:tcBorders>
+              <w:top w:val="single" w:color="BFBFBF" w:sz="2"/>
+              <w:left w:val="single" w:color="BFBFBF" w:sz="2"/>
+              <w:bottom w:val="single" w:color="BFBFBF" w:sz="2"/>
+              <w:right w:val="single" w:color="BFBFBF" w:sz="2"/>
+            </w:tcBorders>
+            <w:tcMar>
+              <w:top w:type="dxa" w:w="60"/>
+              <w:left w:type="dxa" w:w="100"/>
+              <w:bottom w:type="dxa" w:w="60"/>
+              <w:right w:type="dxa" w:w="100"/>
+            </w:tcMar>
+          </w:tcPr>
+          <w:p>
+            <w:r>
+              <w:rPr>
+                <w:rFonts w:ascii="Calibri" w:cs="Calibri" w:eastAsia="Calibri" w:hAnsi="Calibri"/>
+                <w:b w:val="false"/>
+                <w:bCs w:val="false"/>
+                <w:i w:val="false"/>
+                <w:iCs w:val="false"/>
+                <w:color w:val="000000"/>
+                <w:sz w:val="19"/>
+                <w:szCs w:val="19"/>
+              </w:rPr>
+              <w:t xml:space="preserve">Architect</w:t>
+            </w:r>
+          </w:p>
+        </w:tc>
+        <w:tc>
+          <w:tcPr>
+            <w:tcW w:type="dxa" w:w="4200"/>
+            <w:tcBorders>
+              <w:top w:val="single" w:color="BFBFBF" w:sz="2"/>
+              <w:left w:val="single" w:color="BFBFBF" w:sz="2"/>
+              <w:bottom w:val="single" w:color="BFBFBF" w:sz="2"/>
+              <w:right w:val="single" w:color="BFBFBF" w:sz="2"/>
+            </w:tcBorders>
+            <w:tcMar>
+              <w:top w:type="dxa" w:w="60"/>
+              <w:left w:type="dxa" w:w="100"/>
+              <w:bottom w:type="dxa" w:w="60"/>
+              <w:right w:type="dxa" w:w="100"/>
+            </w:tcMar>
+          </w:tcPr>
+          <w:p>
+            <w:r>
+              <w:rPr>
+                <w:rFonts w:ascii="Calibri" w:cs="Calibri" w:eastAsia="Calibri" w:hAnsi="Calibri"/>
+                <w:b w:val="false"/>
+                <w:bCs w:val="false"/>
+                <w:i w:val="false"/>
+                <w:iCs w:val="false"/>
+                <w:color w:val="000000"/>
+                <w:sz w:val="19"/>
+                <w:szCs w:val="19"/>
+              </w:rPr>
+              <w:t xml:space="preserve"/>
+            </w:r>
+          </w:p>
+        </w:tc>
+        <w:tc>
+          <w:tcPr>
+            <w:tcW w:type="dxa" w:w="2238"/>
+            <w:tcBorders>
+              <w:top w:val="single" w:color="BFBFBF" w:sz="2"/>
+              <w:left w:val="single" w:color="BFBFBF" w:sz="2"/>
+              <w:bottom w:val="single" w:color="BFBFBF" w:sz="2"/>
+              <w:right w:val="single" w:color="BFBFBF" w:sz="2"/>
+            </w:tcBorders>
+            <w:tcMar>
+              <w:top w:type="dxa" w:w="60"/>
+              <w:left w:type="dxa" w:w="100"/>
+              <w:bottom w:type="dxa" w:w="60"/>
+              <w:right w:type="dxa" w:w="100"/>
+            </w:tcMar>
+          </w:tcPr>
+          <w:p>
+            <w:r>
+              <w:rPr>
+                <w:rFonts w:ascii="Calibri" w:cs="Calibri" w:eastAsia="Calibri" w:hAnsi="Calibri"/>
+                <w:b w:val="false"/>
+                <w:bCs w:val="false"/>
+                <w:i w:val="false"/>
+                <w:iCs w:val="false"/>
+                <w:color w:val="000000"/>
+                <w:sz w:val="19"/>
+                <w:szCs w:val="19"/>
+              </w:rPr>
+              <w:t xml:space="preserve"/>
+            </w:r>
+          </w:p>
+        </w:tc>
+      </w:tr>
+      <w:tr>
+        <w:tc>
+          <w:tcPr>
+            <w:tcW w:type="dxa" w:w="3200"/>
+            <w:tcBorders>
+              <w:top w:val="single" w:color="BFBFBF" w:sz="2"/>
+              <w:left w:val="single" w:color="BFBFBF" w:sz="2"/>
+              <w:bottom w:val="single" w:color="BFBFBF" w:sz="2"/>
+              <w:right w:val="single" w:color="BFBFBF" w:sz="2"/>
+            </w:tcBorders>
+            <w:tcMar>
+              <w:top w:type="dxa" w:w="60"/>
+              <w:left w:type="dxa" w:w="100"/>
+              <w:bottom w:type="dxa" w:w="60"/>
+              <w:right w:type="dxa" w:w="100"/>
+            </w:tcMar>
+          </w:tcPr>
+          <w:p>
+            <w:r>
+              <w:rPr>
+                <w:rFonts w:ascii="Calibri" w:cs="Calibri" w:eastAsia="Calibri" w:hAnsi="Calibri"/>
+                <w:b w:val="false"/>
+                <w:bCs w:val="false"/>
+                <w:i w:val="false"/>
+                <w:iCs w:val="false"/>
+                <w:color w:val="000000"/>
+                <w:sz w:val="19"/>
+                <w:szCs w:val="19"/>
+              </w:rPr>
+              <w:t xml:space="preserve"/>
+            </w:r>
+          </w:p>
+        </w:tc>
+        <w:tc>
+          <w:tcPr>
+            <w:tcW w:type="dxa" w:w="4200"/>
+            <w:tcBorders>
+              <w:top w:val="single" w:color="BFBFBF" w:sz="2"/>
+              <w:left w:val="single" w:color="BFBFBF" w:sz="2"/>
+              <w:bottom w:val="single" w:color="BFBFBF" w:sz="2"/>
+              <w:right w:val="single" w:color="BFBFBF" w:sz="2"/>
+            </w:tcBorders>
+            <w:tcMar>
+              <w:top w:type="dxa" w:w="60"/>
+              <w:left w:type="dxa" w:w="100"/>
+              <w:bottom w:type="dxa" w:w="60"/>
+              <w:right w:type="dxa" w:w="100"/>
+            </w:tcMar>
+          </w:tcPr>
+          <w:p>
+            <w:r>
+              <w:rPr>
+                <w:rFonts w:ascii="Calibri" w:cs="Calibri" w:eastAsia="Calibri" w:hAnsi="Calibri"/>
+                <w:b w:val="false"/>
+                <w:bCs w:val="false"/>
+                <w:i w:val="false"/>
+                <w:iCs w:val="false"/>
+                <w:color w:val="000000"/>
+                <w:sz w:val="19"/>
+                <w:szCs w:val="19"/>
+              </w:rPr>
+              <w:t xml:space="preserve"/>
+            </w:r>
+          </w:p>
+        </w:tc>
+        <w:tc>
+          <w:tcPr>
+            <w:tcW w:type="dxa" w:w="2238"/>
+            <w:tcBorders>
+              <w:top w:val="single" w:color="BFBFBF" w:sz="2"/>
+              <w:left w:val="single" w:color="BFBFBF" w:sz="2"/>
+              <w:bottom w:val="single" w:color="BFBFBF" w:sz="2"/>
+              <w:right w:val="single" w:color="BFBFBF" w:sz="2"/>
+            </w:tcBorders>
+            <w:tcMar>
+              <w:top w:type="dxa" w:w="60"/>
+              <w:left w:type="dxa" w:w="100"/>
+              <w:bottom w:type="dxa" w:w="60"/>
+              <w:right w:type="dxa" w:w="100"/>
+            </w:tcMar>
+          </w:tcPr>
+          <w:p>
+            <w:r>
+              <w:rPr>
+                <w:rFonts w:ascii="Calibri" w:cs="Calibri" w:eastAsia="Calibri" w:hAnsi="Calibri"/>
+                <w:b w:val="false"/>
+                <w:bCs w:val="false"/>
+                <w:i w:val="false"/>
+                <w:iCs w:val="false"/>
+                <w:color w:val="000000"/>
+                <w:sz w:val="19"/>
+                <w:szCs w:val="19"/>
+              </w:rPr>
+              <w:t xml:space="preserve"/>
+            </w:r>
+          </w:p>
+        </w:tc>
+      </w:tr>
+    </w:tbl>
     <w:p>
       <w:pPr>
         <w:spacing w:after="20" w:before="260"/>
@@ -2264,6 +4210,24 @@
       <w:pgNumType/>
       <w:docGrid w:linePitch="360"/>
     </w:sectPr>
+    <w:p>
+      <w:pPr>
+        <w:pStyle w:val="ListParagraph"/>
+        <w:numPr>
+          <w:ilvl w:val="0"/>
+          <w:numId w:val="2"/>
+        </w:numPr>
+        <w:spacing w:after="20"/>
+      </w:pPr>
+      <w:r>
+        <w:rPr>
+          <w:rFonts w:ascii="Calibri" w:cs="Calibri" w:eastAsia="Calibri" w:hAnsi="Calibri"/>
+          <w:sz w:val="20"/>
+          <w:szCs w:val="20"/>
+        </w:rPr>
+        <w:t xml:space="preserve">De acceptatiecriteria dekken ook procedures en mensen, niet alleen techniek.</w:t>
+      </w:r>
+    </w:p>
   </w:body>
 </w:document>
 </file>
